--- a/entregables/apuntes/Apuntes_B8_Robot_Learning.docx
+++ b/entregables/apuntes/Apuntes_B8_Robot_Learning.docx
@@ -2616,7 +2616,7 @@
           <w:sz w:val="22"/>
           <w:szCs w:val="22"/>
         </w:rPr>
-        <w:t xml:space="preserve">El aprendizaje por imitación invierte la lógica del RL: en lugar de especificar qué es hacerlo bien (la recompensa) y dejar que el agente lo descubra, se muestra cómo se hace y se pide al modelo que lo reproduzca. Su forma más simple, el clonación de comportamiento (behavior cloning, BC), es aprendizaje supervisado puro: se registran pares (observación, acción) mientras un humano demuestra la tarea, hoy casi siempre por teleoperación, y se ajusta una red que predice la acción del demostrador a partir de la observación. Para manipulación es una vía extraordinariamente práctica: demostrar cómo se dobla una camiseta cuesta minutos; escribir una función de recompensa que defina «camiseta bien doblada» y esperar que el RL no la explote de forma perversa puede costar semanas. Esta asimetría explica la división del trabajo actual de la disciplina: la locomoción, fácil de premiar y casi imposible de teleoperar de forma dinámica, es territorio del RL (S39); la manipulación, fácil de demostrar y difícil de premiar, es territorio de la imitación, una pregunta excelente para el examen oral del seminario.</w:t>
+        <w:t xml:space="preserve">El aprendizaje por imitación invierte la lógica del RL: en lugar de especificar qué es hacerlo bien (la recompensa) y dejar que el agente lo descubra, se muestra cómo se hace y se pide al modelo que lo reproduzca. Su forma más simple, la clonación de comportamiento (behavior cloning, BC), es aprendizaje supervisado puro: se registran pares (observación, acción) mientras un humano demuestra la tarea, hoy casi siempre por teleoperación, y se ajusta una red que predice la acción del demostrador a partir de la observación. Para manipulación es una vía extraordinariamente práctica: demostrar cómo se dobla una camiseta cuesta minutos; escribir una función de recompensa que defina «camiseta bien doblada» y esperar que el RL no la explote de forma perversa puede costar semanas. Esta asimetría explica la división del trabajo actual de la disciplina: la locomoción, fácil de premiar y casi imposible de teleoperar de forma dinámica, es territorio del RL (S39); la manipulación, fácil de demostrar y difícil de premiar, es territorio de la imitación, una pregunta excelente para el examen oral del seminario.</w:t>
       </w:r>
     </w:p>
     <w:p>

--- a/entregables/apuntes/Apuntes_B8_Robot_Learning.docx
+++ b/entregables/apuntes/Apuntes_B8_Robot_Learning.docx
@@ -3017,7 +3017,7 @@
           <w:sz w:val="21"/>
           <w:szCs w:val="21"/>
         </w:rPr>
-        <w:t xml:space="preserve">Turno de preguntas (5 min): dar siempre la primera oportunidad al público; anotar quién pregunta (participación); si nadie pregunta en 20 segundos, usar una comodín del apdo. 41.2.</w:t>
+        <w:t xml:space="preserve">Turno de preguntas (5 min): dar siempre la primera oportunidad al público; anotar quién pregunta (participación); si nadie pregunta en 20 segundos, usar un comodín del apdo. 41.2.</w:t>
       </w:r>
     </w:p>
     <w:p>
@@ -4024,7 +4024,7 @@
           <w:sz w:val="21"/>
           <w:szCs w:val="21"/>
         </w:rPr>
-        <w:t xml:space="preserve">Señalar explícitamente lo que NO se pregunta de forma literal: manipular la ecuación del MDQ, derivar las ecuaciones del EKF, reproducir la arquitectura interna de un VLA.</w:t>
+        <w:t xml:space="preserve">Señalar explícitamente lo que NO se pregunta de forma literal: manipular la ecuación del MDP, derivar las ecuaciones del EKF, reproducir la arquitectura interna de un VLA.</w:t>
       </w:r>
     </w:p>
     <w:p>
@@ -5218,7 +5218,7 @@
           <w:sz w:val="22"/>
           <w:szCs w:val="22"/>
         </w:rPr>
-        <w:t xml:space="preserve">Después de dos minutos en parejas la clase habla, y si no habla es porque la consigna era demasiado abstracta. La maniobra de rescate es hacer la pregunta física: se coge una caja de verdad, o el estuche de alguien, y se empuja sobre la mesa del aula, primero sobre la mesa y luego sobre una hoja de papel, preguntando qué ha cambiado. La respuesta es la fricción, la ha visto todo el mundo y la lista arranca sola. La segunda maniobra es la votación por parámetros: el profesor enuncia seis candidatos, fricción, masa, geometría de la caja, latencia, posición inicial, iluminación, y pide levantar la mano en los tres que aleatorizarían; el recuento en la pizarra ya es un orden, y basta preguntar por qué el más votado y por qué el menos. La tercera, para grupos frías, es la inversión: en lugar de preguntar qué aleatorizar, se pregunta qué medirían si tuvieran una tarde de laboratorio; la lista de medidas es fácil y la de aleatorizaciones es lo que queda fuera, que es exactamente la regla que se quiere enseñar.</w:t>
+        <w:t xml:space="preserve">Después de dos minutos en parejas la clase habla, y si no habla es porque la consigna era demasiado abstracta. La maniobra de rescate es hacer la pregunta física: se coge una caja de verdad, o el estuche de alguien, y se empuja sobre la mesa del aula, primero sobre la mesa y luego sobre una hoja de papel, preguntando qué ha cambiado. La respuesta es la fricción, la ha visto todo el mundo y la lista arranca sola. La segunda maniobra es la votación por parámetros: el profesor enuncia seis candidatos, fricción, masa, geometría de la caja, latencia, posición inicial, iluminación, y pide levantar la mano en los tres que aleatorizarían; el recuento en la pizarra ya es un orden, y basta preguntar por qué el más votado y por qué el menos. La tercera, para grupos fríos, es la inversión: en lugar de preguntar qué aleatorizar, se pregunta qué medirían si tuvieran una tarde de laboratorio; la lista de medidas es fácil y la de aleatorizaciones es lo que queda fuera, que es exactamente la regla que se quiere enseñar.</w:t>
       </w:r>
     </w:p>
     <w:p>
@@ -5881,7 +5881,7 @@
           <w:sz w:val="22"/>
           <w:szCs w:val="22"/>
         </w:rPr>
-        <w:t xml:space="preserve">En esta discusión el silencio tiene una causa particular y hay que reconocerla: nadie quiere opinar en un terreno donde intuye que sabe menos que los titulares que ha leído, y a la vez sospecha que los titulares exageran. La maniobra de rescate no es pedir opiniones sino pedir clasificaciones, que es una tarea acotada: el profesor enuncia cinco afirmaciones, dos verdaderas y demostradas, una en curso y dos exageradas, y pide a mano alzada en qué columna va cada una, contando y escribiendo. Con el recuento en la pizarra se pide razón a la mayoría y a la minoría en las dos que salgan divididas. La segunda maniobra es la del artículo en la mano: se proyecta la sección de resultados de uno de los trabajos y se pide sólo que localicen tres datos, cuántas tareas, cuántos intentos, qué tasa, porque leer un dato en una tabla no compromete a nadie y produce inmediatamente la conversación sobre qué se midió. La tercera, si el grupo está agotado a los ochenta minutos, es reducir la ambición y pedir sólo preguntas: qué le preguntaríais a los autores. Recoger cinco preguntas en la pizarra y no contestar ninguna es un cierre legítimo y además es literalmente el entrenamiento del turno de preguntas del seminario.</w:t>
+        <w:t xml:space="preserve">En esta discusión el silencio tiene una causa particular y hay que reconocerla: nadie quiere opinar en un terreno donde intuye que sabe menos que los titulares que ha leído, y a la vez sospecha que los titulares exageran. La maniobra de rescate no es pedir opiniones sino pedir clasificaciones, que es una tarea acotada: el profesor enuncia cinco afirmaciones, dos verdaderas y demostradas, una en curso y dos exageradas, y pide a mano alzada en qué columna va cada una, contando y escribiendo. Con el recuento en la pizarra se pide razón a la mayoría y a la minoría en las dos que salgan divididas. La segunda maniobra es la del artículo en la mano: se proyecta la sección de resultados de uno de los trabajos y se pide sólo que localicen tres datos, cuántas tareas, cuántos intentos, qué tasa, porque leer un dato en una tabla no compromete a nadie y produce inmediatamente la conversación sobre qué se midió. La tercera, si el grupo está agotado a los ochenta minutos, es reducir la ambición y pedir sólo preguntas: qué les preguntaríais a los autores. Recoger cinco preguntas en la pizarra y no contestar ninguna es un cierre legítimo y además es literalmente el entrenamiento del turno de preguntas del seminario.</w:t>
       </w:r>
     </w:p>
     <w:p>

--- a/entregables/apuntes/Apuntes_B8_Robot_Learning.docx
+++ b/entregables/apuntes/Apuntes_B8_Robot_Learning.docx
@@ -1321,7 +1321,7 @@
           <w:sz w:val="21"/>
           <w:szCs w:val="21"/>
         </w:rPr>
-        <w:t xml:space="preserve">Por qué es el estándar de facto en robótica: robusto, pocos hiperparámetros críticos, paraleliza bien sobre miles de entornos simulados; es el algoritmo de los resultados de locomoción que motivaron el bloque (Hwangbo et al., 2019, Science Robotics 4(26); flujos de trabajo de Isaac Lab, documentación de NVIDIA).</w:t>
+        <w:t xml:space="preserve">Por qué es el estándar de facto en robótica: robusto, pocos hiperparámetros críticos, paraleliza bien sobre miles de entornos simulados; es el algoritmo por defecto de los flujos de entrenamiento de locomoción actuales (flujos de trabajo de Isaac Lab, documentación de NVIDIA); los resultados de ANYmal que motivaron el bloque se entrenaron con TRPO, su antecesor en la misma familia de región de confianza (Hwangbo et al., 2019, Science Robotics 4(26)).</w:t>
       </w:r>
     </w:p>
     <w:p>
@@ -1785,7 +1785,7 @@
           <w:sz w:val="22"/>
           <w:szCs w:val="22"/>
         </w:rPr>
-        <w:t xml:space="preserve">Esa robustez explica su hegemonía en robótica: PPO tolera hiperparámetros razonables sin ajuste fino, escala trivialmente a miles de entornos paralelos (cada uno aporta transiciones al mismo lote) y admite las funciones de recompensa conformadas (shaped) con decenas de términos que usa la locomoción. Es el algoritmo con el que se entrenan las políticas de locomoción de cuadrúpedos que abrieron el bloque, ANYmal aprendiendo habilidades motrices ágiles en simulación y transfiriéndolas al robot real (Hwangbo et al., 2019, Science Robotics 4(26)), y el que aparece por defecto en los flujos de entrenamiento de Isaac Lab (documentación de NVIDIA). El nivel de exigencia en esta asignatura queda fijado así: el estudiante debe poder explicar qué optimiza PPO, qué significa el cociente r_t y qué problema elimina el recorte; la derivación formal pertenece a una asignatura de aprendizaje automático, no a esta.</w:t>
+        <w:t xml:space="preserve">Esa robustez explica su hegemonía en robótica: PPO tolera hiperparámetros razonables sin ajuste fino, escala trivialmente a miles de entornos paralelos (cada uno aporta transiciones al mismo lote) y admite las funciones de recompensa conformadas (shaped) con decenas de términos que usa la locomoción. Es la familia con la que se entrenan las políticas de locomoción de cuadrúpedos que abrieron el bloque —ANYmal aprendió sus habilidades motrices ágiles en simulación con TRPO, el antecesor directo de PPO (Hwangbo et al., 2019, Science Robotics 4(26))— y es el algoritmo que aparece por defecto en los flujos de entrenamiento de Isaac Lab (documentación de NVIDIA). El nivel de exigencia en esta asignatura queda fijado así: el estudiante debe poder explicar qué optimiza PPO, qué significa el cociente r_t y qué problema elimina el recorte; la derivación formal pertenece a una asignatura de aprendizaje automático, no a esta.</w:t>
       </w:r>
     </w:p>
     <w:p>
